--- a/day7/B-07-O2.docx
+++ b/day7/B-07-O2.docx
@@ -387,14 +387,15 @@
         <w:tblLook w:firstColumn="1" w:firstRow="1" w:lastColumn="0" w:lastRow="0" w:noHBand="0" w:noVBand="1" w:val="04A0"/>
       </w:tblPr>
       <w:tblGrid>
-        <w:gridCol w:w="2880"/>
-        <w:gridCol w:w="2880"/>
-        <w:gridCol w:w="2880"/>
+        <w:gridCol w:w="2160"/>
+        <w:gridCol w:w="2160"/>
+        <w:gridCol w:w="2160"/>
+        <w:gridCol w:w="2160"/>
       </w:tblGrid>
       <w:tr>
         <w:tc>
           <w:tcPr>
-            <w:tcW w:type="dxa" w:w="2880"/>
+            <w:tcW w:type="dxa" w:w="2160"/>
           </w:tcPr>
           <w:p>
             <w:r/>
@@ -409,7 +410,7 @@
         </w:tc>
         <w:tc>
           <w:tcPr>
-            <w:tcW w:type="dxa" w:w="2880"/>
+            <w:tcW w:type="dxa" w:w="2160"/>
           </w:tcPr>
           <w:p>
             <w:r/>
@@ -424,7 +425,7 @@
         </w:tc>
         <w:tc>
           <w:tcPr>
-            <w:tcW w:type="dxa" w:w="2880"/>
+            <w:tcW w:type="dxa" w:w="2160"/>
           </w:tcPr>
           <w:p>
             <w:r/>
@@ -437,11 +438,26 @@
             </w:r>
           </w:p>
         </w:tc>
+        <w:tc>
+          <w:tcPr>
+            <w:tcW w:type="dxa" w:w="2160"/>
+          </w:tcPr>
+          <w:p>
+            <w:r/>
+            <w:r>
+              <w:rPr>
+                <w:rFonts w:ascii="Malgun Gothic" w:hAnsi="Malgun Gothic" w:eastAsia="맑은 고딕"/>
+                <w:b/>
+              </w:rPr>
+              <w:t>검증 상태</w:t>
+            </w:r>
+          </w:p>
+        </w:tc>
       </w:tr>
       <w:tr>
         <w:tc>
           <w:tcPr>
-            <w:tcW w:type="dxa" w:w="2880"/>
+            <w:tcW w:type="dxa" w:w="2160"/>
           </w:tcPr>
           <w:p>
             <w:r/>
@@ -455,7 +471,7 @@
         </w:tc>
         <w:tc>
           <w:tcPr>
-            <w:tcW w:type="dxa" w:w="2880"/>
+            <w:tcW w:type="dxa" w:w="2160"/>
           </w:tcPr>
           <w:p>
             <w:r/>
@@ -469,7 +485,7 @@
         </w:tc>
         <w:tc>
           <w:tcPr>
-            <w:tcW w:type="dxa" w:w="2880"/>
+            <w:tcW w:type="dxa" w:w="2160"/>
           </w:tcPr>
           <w:p>
             <w:r/>
@@ -481,11 +497,25 @@
             </w:r>
           </w:p>
         </w:tc>
+        <w:tc>
+          <w:tcPr>
+            <w:tcW w:type="dxa" w:w="2160"/>
+          </w:tcPr>
+          <w:p>
+            <w:r/>
+            <w:r>
+              <w:rPr>
+                <w:rFonts w:ascii="Malgun Gothic" w:hAnsi="Malgun Gothic" w:eastAsia="맑은 고딕"/>
+              </w:rPr>
+              <w:t>일반 사실</w:t>
+            </w:r>
+          </w:p>
+        </w:tc>
       </w:tr>
       <w:tr>
         <w:tc>
           <w:tcPr>
-            <w:tcW w:type="dxa" w:w="2880"/>
+            <w:tcW w:type="dxa" w:w="2160"/>
           </w:tcPr>
           <w:p>
             <w:r/>
@@ -499,7 +529,7 @@
         </w:tc>
         <w:tc>
           <w:tcPr>
-            <w:tcW w:type="dxa" w:w="2880"/>
+            <w:tcW w:type="dxa" w:w="2160"/>
           </w:tcPr>
           <w:p>
             <w:r/>
@@ -513,7 +543,7 @@
         </w:tc>
         <w:tc>
           <w:tcPr>
-            <w:tcW w:type="dxa" w:w="2880"/>
+            <w:tcW w:type="dxa" w:w="2160"/>
           </w:tcPr>
           <w:p>
             <w:r/>
@@ -525,11 +555,25 @@
             </w:r>
           </w:p>
         </w:tc>
+        <w:tc>
+          <w:tcPr>
+            <w:tcW w:type="dxa" w:w="2160"/>
+          </w:tcPr>
+          <w:p>
+            <w:r/>
+            <w:r>
+              <w:rPr>
+                <w:rFonts w:ascii="Malgun Gothic" w:hAnsi="Malgun Gothic" w:eastAsia="맑은 고딕"/>
+              </w:rPr>
+              <w:t>가정</w:t>
+            </w:r>
+          </w:p>
+        </w:tc>
       </w:tr>
       <w:tr>
         <w:tc>
           <w:tcPr>
-            <w:tcW w:type="dxa" w:w="2880"/>
+            <w:tcW w:type="dxa" w:w="2160"/>
           </w:tcPr>
           <w:p>
             <w:r/>
@@ -543,7 +587,7 @@
         </w:tc>
         <w:tc>
           <w:tcPr>
-            <w:tcW w:type="dxa" w:w="2880"/>
+            <w:tcW w:type="dxa" w:w="2160"/>
           </w:tcPr>
           <w:p>
             <w:r/>
@@ -557,7 +601,7 @@
         </w:tc>
         <w:tc>
           <w:tcPr>
-            <w:tcW w:type="dxa" w:w="2880"/>
+            <w:tcW w:type="dxa" w:w="2160"/>
           </w:tcPr>
           <w:p>
             <w:r/>
@@ -569,11 +613,25 @@
             </w:r>
           </w:p>
         </w:tc>
+        <w:tc>
+          <w:tcPr>
+            <w:tcW w:type="dxa" w:w="2160"/>
+          </w:tcPr>
+          <w:p>
+            <w:r/>
+            <w:r>
+              <w:rPr>
+                <w:rFonts w:ascii="Malgun Gothic" w:hAnsi="Malgun Gothic" w:eastAsia="맑은 고딕"/>
+              </w:rPr>
+              <w:t>가정 — 상권 실사 필요</w:t>
+            </w:r>
+          </w:p>
+        </w:tc>
       </w:tr>
       <w:tr>
         <w:tc>
           <w:tcPr>
-            <w:tcW w:type="dxa" w:w="2880"/>
+            <w:tcW w:type="dxa" w:w="2160"/>
           </w:tcPr>
           <w:p>
             <w:r/>
@@ -587,7 +645,7 @@
         </w:tc>
         <w:tc>
           <w:tcPr>
-            <w:tcW w:type="dxa" w:w="2880"/>
+            <w:tcW w:type="dxa" w:w="2160"/>
           </w:tcPr>
           <w:p>
             <w:r/>
@@ -601,7 +659,7 @@
         </w:tc>
         <w:tc>
           <w:tcPr>
-            <w:tcW w:type="dxa" w:w="2880"/>
+            <w:tcW w:type="dxa" w:w="2160"/>
           </w:tcPr>
           <w:p>
             <w:r/>
@@ -610,6 +668,20 @@
                 <w:rFonts w:ascii="Malgun Gothic" w:hAnsi="Malgun Gothic" w:eastAsia="맑은 고딕"/>
               </w:rPr>
               <w:t>품질 낮음, 응대 없음</w:t>
+            </w:r>
+          </w:p>
+        </w:tc>
+        <w:tc>
+          <w:tcPr>
+            <w:tcW w:type="dxa" w:w="2160"/>
+          </w:tcPr>
+          <w:p>
+            <w:r/>
+            <w:r>
+              <w:rPr>
+                <w:rFonts w:ascii="Malgun Gothic" w:hAnsi="Malgun Gothic" w:eastAsia="맑은 고딕"/>
+              </w:rPr>
+              <w:t>가정</w:t>
             </w:r>
           </w:p>
         </w:tc>
@@ -634,14 +706,15 @@
         <w:tblLook w:firstColumn="1" w:firstRow="1" w:lastColumn="0" w:lastRow="0" w:noHBand="0" w:noVBand="1" w:val="04A0"/>
       </w:tblPr>
       <w:tblGrid>
-        <w:gridCol w:w="2880"/>
-        <w:gridCol w:w="2880"/>
-        <w:gridCol w:w="2880"/>
+        <w:gridCol w:w="2160"/>
+        <w:gridCol w:w="2160"/>
+        <w:gridCol w:w="2160"/>
+        <w:gridCol w:w="2160"/>
       </w:tblGrid>
       <w:tr>
         <w:tc>
           <w:tcPr>
-            <w:tcW w:type="dxa" w:w="2880"/>
+            <w:tcW w:type="dxa" w:w="2160"/>
           </w:tcPr>
           <w:p>
             <w:r/>
@@ -656,7 +729,7 @@
         </w:tc>
         <w:tc>
           <w:tcPr>
-            <w:tcW w:type="dxa" w:w="2880"/>
+            <w:tcW w:type="dxa" w:w="2160"/>
           </w:tcPr>
           <w:p>
             <w:r/>
@@ -671,7 +744,7 @@
         </w:tc>
         <w:tc>
           <w:tcPr>
-            <w:tcW w:type="dxa" w:w="2880"/>
+            <w:tcW w:type="dxa" w:w="2160"/>
           </w:tcPr>
           <w:p>
             <w:r/>
@@ -684,11 +757,26 @@
             </w:r>
           </w:p>
         </w:tc>
+        <w:tc>
+          <w:tcPr>
+            <w:tcW w:type="dxa" w:w="2160"/>
+          </w:tcPr>
+          <w:p>
+            <w:r/>
+            <w:r>
+              <w:rPr>
+                <w:rFonts w:ascii="Malgun Gothic" w:hAnsi="Malgun Gothic" w:eastAsia="맑은 고딕"/>
+                <w:b/>
+              </w:rPr>
+              <w:t>검증 상태</w:t>
+            </w:r>
+          </w:p>
+        </w:tc>
       </w:tr>
       <w:tr>
         <w:tc>
           <w:tcPr>
-            <w:tcW w:type="dxa" w:w="2880"/>
+            <w:tcW w:type="dxa" w:w="2160"/>
           </w:tcPr>
           <w:p>
             <w:r/>
@@ -702,7 +790,7 @@
         </w:tc>
         <w:tc>
           <w:tcPr>
-            <w:tcW w:type="dxa" w:w="2880"/>
+            <w:tcW w:type="dxa" w:w="2160"/>
           </w:tcPr>
           <w:p>
             <w:r/>
@@ -716,7 +804,7 @@
         </w:tc>
         <w:tc>
           <w:tcPr>
-            <w:tcW w:type="dxa" w:w="2880"/>
+            <w:tcW w:type="dxa" w:w="2160"/>
           </w:tcPr>
           <w:p>
             <w:r/>
@@ -728,11 +816,25 @@
             </w:r>
           </w:p>
         </w:tc>
+        <w:tc>
+          <w:tcPr>
+            <w:tcW w:type="dxa" w:w="2160"/>
+          </w:tcPr>
+          <w:p>
+            <w:r/>
+            <w:r>
+              <w:rPr>
+                <w:rFonts w:ascii="Malgun Gothic" w:hAnsi="Malgun Gothic" w:eastAsia="맑은 고딕"/>
+              </w:rPr>
+              <w:t>일반 사실</w:t>
+            </w:r>
+          </w:p>
+        </w:tc>
       </w:tr>
       <w:tr>
         <w:tc>
           <w:tcPr>
-            <w:tcW w:type="dxa" w:w="2880"/>
+            <w:tcW w:type="dxa" w:w="2160"/>
           </w:tcPr>
           <w:p>
             <w:r/>
@@ -746,7 +848,7 @@
         </w:tc>
         <w:tc>
           <w:tcPr>
-            <w:tcW w:type="dxa" w:w="2880"/>
+            <w:tcW w:type="dxa" w:w="2160"/>
           </w:tcPr>
           <w:p>
             <w:r/>
@@ -760,7 +862,7 @@
         </w:tc>
         <w:tc>
           <w:tcPr>
-            <w:tcW w:type="dxa" w:w="2880"/>
+            <w:tcW w:type="dxa" w:w="2160"/>
           </w:tcPr>
           <w:p>
             <w:r/>
@@ -772,11 +874,25 @@
             </w:r>
           </w:p>
         </w:tc>
+        <w:tc>
+          <w:tcPr>
+            <w:tcW w:type="dxa" w:w="2160"/>
+          </w:tcPr>
+          <w:p>
+            <w:r/>
+            <w:r>
+              <w:rPr>
+                <w:rFonts w:ascii="Malgun Gothic" w:hAnsi="Malgun Gothic" w:eastAsia="맑은 고딕"/>
+              </w:rPr>
+              <w:t>가정</w:t>
+            </w:r>
+          </w:p>
+        </w:tc>
       </w:tr>
       <w:tr>
         <w:tc>
           <w:tcPr>
-            <w:tcW w:type="dxa" w:w="2880"/>
+            <w:tcW w:type="dxa" w:w="2160"/>
           </w:tcPr>
           <w:p>
             <w:r/>
@@ -790,7 +906,7 @@
         </w:tc>
         <w:tc>
           <w:tcPr>
-            <w:tcW w:type="dxa" w:w="2880"/>
+            <w:tcW w:type="dxa" w:w="2160"/>
           </w:tcPr>
           <w:p>
             <w:r/>
@@ -804,7 +920,7 @@
         </w:tc>
         <w:tc>
           <w:tcPr>
-            <w:tcW w:type="dxa" w:w="2880"/>
+            <w:tcW w:type="dxa" w:w="2160"/>
           </w:tcPr>
           <w:p>
             <w:r/>
@@ -813,6 +929,20 @@
                 <w:rFonts w:ascii="Malgun Gothic" w:hAnsi="Malgun Gothic" w:eastAsia="맑은 고딕"/>
               </w:rPr>
               <w:t>배달비·지연, 식은 커피</w:t>
+            </w:r>
+          </w:p>
+        </w:tc>
+        <w:tc>
+          <w:tcPr>
+            <w:tcW w:type="dxa" w:w="2160"/>
+          </w:tcPr>
+          <w:p>
+            <w:r/>
+            <w:r>
+              <w:rPr>
+                <w:rFonts w:ascii="Malgun Gothic" w:hAnsi="Malgun Gothic" w:eastAsia="맑은 고딕"/>
+              </w:rPr>
+              <w:t>일반 사실</w:t>
             </w:r>
           </w:p>
         </w:tc>

--- a/day7/B-07-O2.docx
+++ b/day7/B-07-O2.docx
@@ -356,6 +356,15 @@
           <w:color w:val="5C3D2E"/>
         </w:rPr>
         <w:t>2. 시장 현황</w:t>
+      </w:r>
+    </w:p>
+    <w:p>
+      <w:r>
+        <w:rPr>
+          <w:rFonts w:ascii="Malgun Gothic" w:hAnsi="Malgun Gothic" w:eastAsia="맑은 고딕"/>
+          <w:b w:val="0"/>
+        </w:rPr>
+        <w:t>국내 커피 시장은 약 10조 원(2025) 규모다 — 웹 검색으로 확정한 수치이며, 집계 기준에 따라 10~21조 원으로 보고된다(검증 기록: B-08-O3). 아래는 그중 모닝브루가 마주치는 경쟁 대안이다.</w:t>
       </w:r>
     </w:p>
     <w:p>
